--- a/downloads/handouts/Unit 03/Handout 03.04 - My Influences Map.docx
+++ b/downloads/handouts/Unit 03/Handout 03.04 - My Influences Map.docx
@@ -65,11 +65,273 @@
       <w:pPr>
         <w:pStyle w:val="Heading3"/>
       </w:pPr>
-      <w:bookmarkStart w:id="21" w:name="word-bank-in-other-languages"/>
-      <w:r>
-        <w:t xml:space="preserve">Word bank in other languages</w:t>
+      <w:bookmarkStart w:id="21" w:name="word-bank-in-spanish"/>
+      <w:r>
+        <w:t xml:space="preserve">Word bank in Spanish</w:t>
       </w:r>
       <w:bookmarkEnd w:id="21"/>
+    </w:p>
+    <w:tbl>
+      <w:tblPr>
+        <w:tblStyle w:val="Table"/>
+        <w:tblW w:type="pct" w:w="5000"/>
+        <w:tblLook w:firstRow="1"/>
+      </w:tblPr>
+      <w:tblGrid>
+        <w:gridCol w:w="4680"/>
+        <w:gridCol w:w="4680"/>
+      </w:tblGrid>
+      <w:tr>
+        <w:trPr>
+          <w:cnfStyle w:firstRow="1"/>
+        </w:trPr>
+        <w:tc>
+          <w:tcPr>
+            <w:tcW w:type="dxa" w:w="4680"/>
+            <w:tcBorders>
+              <w:bottom w:val="single"/>
+            </w:tcBorders>
+            <w:vAlign w:val="bottom"/>
+          </w:tcPr>
+          <w:p>
+            <w:pPr>
+              <w:pStyle w:val="Compact"/>
+              <w:jc w:val="left"/>
+            </w:pPr>
+            <w:r>
+              <w:t xml:space="preserve">English</w:t>
+            </w:r>
+          </w:p>
+        </w:tc>
+        <w:tc>
+          <w:tcPr>
+            <w:tcW w:type="dxa" w:w="4680"/>
+            <w:tcBorders>
+              <w:bottom w:val="single"/>
+            </w:tcBorders>
+            <w:vAlign w:val="bottom"/>
+          </w:tcPr>
+          <w:p>
+            <w:pPr>
+              <w:pStyle w:val="Compact"/>
+              <w:jc w:val="left"/>
+            </w:pPr>
+            <w:r>
+              <w:t xml:space="preserve">Spanish</w:t>
+            </w:r>
+          </w:p>
+        </w:tc>
+      </w:tr>
+      <w:tr>
+        <w:tc>
+          <w:tcPr>
+            <w:tcW w:type="dxa" w:w="4680"/>
+          </w:tcPr>
+          <w:p>
+            <w:pPr>
+              <w:pStyle w:val="Compact"/>
+              <w:jc w:val="left"/>
+            </w:pPr>
+            <w:r>
+              <w:t xml:space="preserve">heredity</w:t>
+            </w:r>
+          </w:p>
+        </w:tc>
+        <w:tc>
+          <w:tcPr>
+            <w:tcW w:type="dxa" w:w="4680"/>
+          </w:tcPr>
+          <w:p>
+            <w:pPr>
+              <w:pStyle w:val="Compact"/>
+              <w:jc w:val="left"/>
+            </w:pPr>
+            <w:r>
+              <w:t xml:space="preserve">herencia</w:t>
+            </w:r>
+          </w:p>
+        </w:tc>
+      </w:tr>
+      <w:tr>
+        <w:tc>
+          <w:tcPr>
+            <w:tcW w:type="dxa" w:w="4680"/>
+          </w:tcPr>
+          <w:p>
+            <w:pPr>
+              <w:pStyle w:val="Compact"/>
+              <w:jc w:val="left"/>
+            </w:pPr>
+            <w:r>
+              <w:t xml:space="preserve">environment</w:t>
+            </w:r>
+          </w:p>
+        </w:tc>
+        <w:tc>
+          <w:tcPr>
+            <w:tcW w:type="dxa" w:w="4680"/>
+          </w:tcPr>
+          <w:p>
+            <w:pPr>
+              <w:pStyle w:val="Compact"/>
+              <w:jc w:val="left"/>
+            </w:pPr>
+            <w:r>
+              <w:t xml:space="preserve">ambiente</w:t>
+            </w:r>
+          </w:p>
+        </w:tc>
+      </w:tr>
+      <w:tr>
+        <w:tc>
+          <w:tcPr>
+            <w:tcW w:type="dxa" w:w="4680"/>
+          </w:tcPr>
+          <w:p>
+            <w:pPr>
+              <w:pStyle w:val="Compact"/>
+              <w:jc w:val="left"/>
+            </w:pPr>
+            <w:r>
+              <w:t xml:space="preserve">family</w:t>
+            </w:r>
+          </w:p>
+        </w:tc>
+        <w:tc>
+          <w:tcPr>
+            <w:tcW w:type="dxa" w:w="4680"/>
+          </w:tcPr>
+          <w:p>
+            <w:pPr>
+              <w:pStyle w:val="Compact"/>
+              <w:jc w:val="left"/>
+            </w:pPr>
+            <w:r>
+              <w:t xml:space="preserve">familia</w:t>
+            </w:r>
+          </w:p>
+        </w:tc>
+      </w:tr>
+      <w:tr>
+        <w:tc>
+          <w:tcPr>
+            <w:tcW w:type="dxa" w:w="4680"/>
+          </w:tcPr>
+          <w:p>
+            <w:pPr>
+              <w:pStyle w:val="Compact"/>
+              <w:jc w:val="left"/>
+            </w:pPr>
+            <w:r>
+              <w:t xml:space="preserve">friend</w:t>
+            </w:r>
+          </w:p>
+        </w:tc>
+        <w:tc>
+          <w:tcPr>
+            <w:tcW w:type="dxa" w:w="4680"/>
+          </w:tcPr>
+          <w:p>
+            <w:pPr>
+              <w:pStyle w:val="Compact"/>
+              <w:jc w:val="left"/>
+            </w:pPr>
+            <w:r>
+              <w:t xml:space="preserve">amigo, amiga</w:t>
+            </w:r>
+          </w:p>
+        </w:tc>
+      </w:tr>
+      <w:tr>
+        <w:tc>
+          <w:tcPr>
+            <w:tcW w:type="dxa" w:w="4680"/>
+          </w:tcPr>
+          <w:p>
+            <w:pPr>
+              <w:pStyle w:val="Compact"/>
+              <w:jc w:val="left"/>
+            </w:pPr>
+            <w:r>
+              <w:t xml:space="preserve">influence</w:t>
+            </w:r>
+          </w:p>
+        </w:tc>
+        <w:tc>
+          <w:tcPr>
+            <w:tcW w:type="dxa" w:w="4680"/>
+          </w:tcPr>
+          <w:p>
+            <w:pPr>
+              <w:pStyle w:val="Compact"/>
+              <w:jc w:val="left"/>
+            </w:pPr>
+            <w:r>
+              <w:t xml:space="preserve">influencia</w:t>
+            </w:r>
+          </w:p>
+        </w:tc>
+      </w:tr>
+    </w:tbl>
+    <w:p>
+      <w:pPr>
+        <w:pStyle w:val="Heading2"/>
+      </w:pPr>
+      <w:bookmarkStart w:id="22" w:name="part-1-two-sources-and-the-everyday-sort"/>
+      <w:r>
+        <w:t xml:space="preserve">Part 1: Two sources, and the everyday sort</w:t>
+      </w:r>
+      <w:bookmarkEnd w:id="22"/>
+    </w:p>
+    <w:p>
+      <w:pPr>
+        <w:pStyle w:val="FirstParagraph"/>
+      </w:pPr>
+      <w:r>
+        <w:rPr>
+          <w:b/>
+        </w:rPr>
+        <w:t xml:space="preserve">Heredity</w:t>
+      </w:r>
+      <w:r>
+        <w:t xml:space="preserve"> </w:t>
+      </w:r>
+      <w:r>
+        <w:t xml:space="preserve">means: _____________________________________________________________________________</w:t>
+      </w:r>
+    </w:p>
+    <w:p>
+      <w:pPr>
+        <w:pStyle w:val="BodyText"/>
+      </w:pPr>
+      <w:r>
+        <w:rPr>
+          <w:b/>
+        </w:rPr>
+        <w:t xml:space="preserve">Environment</w:t>
+      </w:r>
+      <w:r>
+        <w:t xml:space="preserve"> </w:t>
+      </w:r>
+      <w:r>
+        <w:t xml:space="preserve">means: __________________________________________________________________________</w:t>
+      </w:r>
+    </w:p>
+    <w:p>
+      <w:pPr>
+        <w:pStyle w:val="BodyText"/>
+      </w:pPr>
+      <w:r>
+        <w:t xml:space="preserve">The rule: almost everything about a person is ______________.</w:t>
+      </w:r>
+    </w:p>
+    <w:p>
+      <w:pPr>
+        <w:pStyle w:val="BodyText"/>
+      </w:pPr>
+      <w:r>
+        <w:t xml:space="preserve">Mark each item H, E, or B. Write a reason for three of them.</w:t>
+      </w:r>
     </w:p>
     <w:tbl>
       <w:tblPr>
@@ -101,446 +363,6 @@
               <w:jc w:val="left"/>
             </w:pPr>
             <w:r>
-              <w:t xml:space="preserve">English</w:t>
-            </w:r>
-          </w:p>
-        </w:tc>
-        <w:tc>
-          <w:tcPr>
-            <w:tcW w:type="dxa" w:w="2340"/>
-            <w:tcBorders>
-              <w:bottom w:val="single"/>
-            </w:tcBorders>
-            <w:vAlign w:val="bottom"/>
-          </w:tcPr>
-          <w:p>
-            <w:pPr>
-              <w:pStyle w:val="Compact"/>
-              <w:jc w:val="left"/>
-            </w:pPr>
-            <w:r>
-              <w:t xml:space="preserve">Turkish</w:t>
-            </w:r>
-          </w:p>
-        </w:tc>
-        <w:tc>
-          <w:tcPr>
-            <w:tcW w:type="dxa" w:w="2340"/>
-            <w:tcBorders>
-              <w:bottom w:val="single"/>
-            </w:tcBorders>
-            <w:vAlign w:val="bottom"/>
-          </w:tcPr>
-          <w:p>
-            <w:pPr>
-              <w:pStyle w:val="Compact"/>
-              <w:jc w:val="left"/>
-            </w:pPr>
-            <w:r>
-              <w:t xml:space="preserve">Portuguese</w:t>
-            </w:r>
-          </w:p>
-        </w:tc>
-        <w:tc>
-          <w:tcPr>
-            <w:tcW w:type="dxa" w:w="2340"/>
-            <w:tcBorders>
-              <w:bottom w:val="single"/>
-            </w:tcBorders>
-            <w:vAlign w:val="bottom"/>
-          </w:tcPr>
-          <w:p>
-            <w:pPr>
-              <w:pStyle w:val="Compact"/>
-              <w:jc w:val="left"/>
-            </w:pPr>
-            <w:r>
-              <w:t xml:space="preserve">Spanish</w:t>
-            </w:r>
-          </w:p>
-        </w:tc>
-      </w:tr>
-      <w:tr>
-        <w:tc>
-          <w:tcPr>
-            <w:tcW w:type="dxa" w:w="2340"/>
-          </w:tcPr>
-          <w:p>
-            <w:pPr>
-              <w:pStyle w:val="Compact"/>
-              <w:jc w:val="left"/>
-            </w:pPr>
-            <w:r>
-              <w:t xml:space="preserve">heredity</w:t>
-            </w:r>
-          </w:p>
-        </w:tc>
-        <w:tc>
-          <w:tcPr>
-            <w:tcW w:type="dxa" w:w="2340"/>
-          </w:tcPr>
-          <w:p>
-            <w:pPr>
-              <w:pStyle w:val="Compact"/>
-              <w:jc w:val="left"/>
-            </w:pPr>
-            <w:r>
-              <w:t xml:space="preserve">kalıtım</w:t>
-            </w:r>
-          </w:p>
-        </w:tc>
-        <w:tc>
-          <w:tcPr>
-            <w:tcW w:type="dxa" w:w="2340"/>
-          </w:tcPr>
-          <w:p>
-            <w:pPr>
-              <w:pStyle w:val="Compact"/>
-              <w:jc w:val="left"/>
-            </w:pPr>
-            <w:r>
-              <w:t xml:space="preserve">hereditariedade</w:t>
-            </w:r>
-          </w:p>
-        </w:tc>
-        <w:tc>
-          <w:tcPr>
-            <w:tcW w:type="dxa" w:w="2340"/>
-          </w:tcPr>
-          <w:p>
-            <w:pPr>
-              <w:pStyle w:val="Compact"/>
-              <w:jc w:val="left"/>
-            </w:pPr>
-            <w:r>
-              <w:t xml:space="preserve">herencia</w:t>
-            </w:r>
-          </w:p>
-        </w:tc>
-      </w:tr>
-      <w:tr>
-        <w:tc>
-          <w:tcPr>
-            <w:tcW w:type="dxa" w:w="2340"/>
-          </w:tcPr>
-          <w:p>
-            <w:pPr>
-              <w:pStyle w:val="Compact"/>
-              <w:jc w:val="left"/>
-            </w:pPr>
-            <w:r>
-              <w:t xml:space="preserve">environment</w:t>
-            </w:r>
-          </w:p>
-        </w:tc>
-        <w:tc>
-          <w:tcPr>
-            <w:tcW w:type="dxa" w:w="2340"/>
-          </w:tcPr>
-          <w:p>
-            <w:pPr>
-              <w:pStyle w:val="Compact"/>
-              <w:jc w:val="left"/>
-            </w:pPr>
-            <w:r>
-              <w:t xml:space="preserve">çevre</w:t>
-            </w:r>
-          </w:p>
-        </w:tc>
-        <w:tc>
-          <w:tcPr>
-            <w:tcW w:type="dxa" w:w="2340"/>
-          </w:tcPr>
-          <w:p>
-            <w:pPr>
-              <w:pStyle w:val="Compact"/>
-              <w:jc w:val="left"/>
-            </w:pPr>
-            <w:r>
-              <w:t xml:space="preserve">ambiente</w:t>
-            </w:r>
-          </w:p>
-        </w:tc>
-        <w:tc>
-          <w:tcPr>
-            <w:tcW w:type="dxa" w:w="2340"/>
-          </w:tcPr>
-          <w:p>
-            <w:pPr>
-              <w:pStyle w:val="Compact"/>
-              <w:jc w:val="left"/>
-            </w:pPr>
-            <w:r>
-              <w:t xml:space="preserve">ambiente</w:t>
-            </w:r>
-          </w:p>
-        </w:tc>
-      </w:tr>
-      <w:tr>
-        <w:tc>
-          <w:tcPr>
-            <w:tcW w:type="dxa" w:w="2340"/>
-          </w:tcPr>
-          <w:p>
-            <w:pPr>
-              <w:pStyle w:val="Compact"/>
-              <w:jc w:val="left"/>
-            </w:pPr>
-            <w:r>
-              <w:t xml:space="preserve">family</w:t>
-            </w:r>
-          </w:p>
-        </w:tc>
-        <w:tc>
-          <w:tcPr>
-            <w:tcW w:type="dxa" w:w="2340"/>
-          </w:tcPr>
-          <w:p>
-            <w:pPr>
-              <w:pStyle w:val="Compact"/>
-              <w:jc w:val="left"/>
-            </w:pPr>
-            <w:r>
-              <w:t xml:space="preserve">aile</w:t>
-            </w:r>
-          </w:p>
-        </w:tc>
-        <w:tc>
-          <w:tcPr>
-            <w:tcW w:type="dxa" w:w="2340"/>
-          </w:tcPr>
-          <w:p>
-            <w:pPr>
-              <w:pStyle w:val="Compact"/>
-              <w:jc w:val="left"/>
-            </w:pPr>
-            <w:r>
-              <w:t xml:space="preserve">família</w:t>
-            </w:r>
-          </w:p>
-        </w:tc>
-        <w:tc>
-          <w:tcPr>
-            <w:tcW w:type="dxa" w:w="2340"/>
-          </w:tcPr>
-          <w:p>
-            <w:pPr>
-              <w:pStyle w:val="Compact"/>
-              <w:jc w:val="left"/>
-            </w:pPr>
-            <w:r>
-              <w:t xml:space="preserve">familia</w:t>
-            </w:r>
-          </w:p>
-        </w:tc>
-      </w:tr>
-      <w:tr>
-        <w:tc>
-          <w:tcPr>
-            <w:tcW w:type="dxa" w:w="2340"/>
-          </w:tcPr>
-          <w:p>
-            <w:pPr>
-              <w:pStyle w:val="Compact"/>
-              <w:jc w:val="left"/>
-            </w:pPr>
-            <w:r>
-              <w:t xml:space="preserve">friend</w:t>
-            </w:r>
-          </w:p>
-        </w:tc>
-        <w:tc>
-          <w:tcPr>
-            <w:tcW w:type="dxa" w:w="2340"/>
-          </w:tcPr>
-          <w:p>
-            <w:pPr>
-              <w:pStyle w:val="Compact"/>
-              <w:jc w:val="left"/>
-            </w:pPr>
-            <w:r>
-              <w:t xml:space="preserve">arkadaş</w:t>
-            </w:r>
-          </w:p>
-        </w:tc>
-        <w:tc>
-          <w:tcPr>
-            <w:tcW w:type="dxa" w:w="2340"/>
-          </w:tcPr>
-          <w:p>
-            <w:pPr>
-              <w:pStyle w:val="Compact"/>
-              <w:jc w:val="left"/>
-            </w:pPr>
-            <w:r>
-              <w:t xml:space="preserve">amigo, amiga</w:t>
-            </w:r>
-          </w:p>
-        </w:tc>
-        <w:tc>
-          <w:tcPr>
-            <w:tcW w:type="dxa" w:w="2340"/>
-          </w:tcPr>
-          <w:p>
-            <w:pPr>
-              <w:pStyle w:val="Compact"/>
-              <w:jc w:val="left"/>
-            </w:pPr>
-            <w:r>
-              <w:t xml:space="preserve">amigo, amiga</w:t>
-            </w:r>
-          </w:p>
-        </w:tc>
-      </w:tr>
-      <w:tr>
-        <w:tc>
-          <w:tcPr>
-            <w:tcW w:type="dxa" w:w="2340"/>
-          </w:tcPr>
-          <w:p>
-            <w:pPr>
-              <w:pStyle w:val="Compact"/>
-              <w:jc w:val="left"/>
-            </w:pPr>
-            <w:r>
-              <w:t xml:space="preserve">influence</w:t>
-            </w:r>
-          </w:p>
-        </w:tc>
-        <w:tc>
-          <w:tcPr>
-            <w:tcW w:type="dxa" w:w="2340"/>
-          </w:tcPr>
-          <w:p>
-            <w:pPr>
-              <w:pStyle w:val="Compact"/>
-              <w:jc w:val="left"/>
-            </w:pPr>
-            <w:r>
-              <w:t xml:space="preserve">etki</w:t>
-            </w:r>
-          </w:p>
-        </w:tc>
-        <w:tc>
-          <w:tcPr>
-            <w:tcW w:type="dxa" w:w="2340"/>
-          </w:tcPr>
-          <w:p>
-            <w:pPr>
-              <w:pStyle w:val="Compact"/>
-              <w:jc w:val="left"/>
-            </w:pPr>
-            <w:r>
-              <w:t xml:space="preserve">influência</w:t>
-            </w:r>
-          </w:p>
-        </w:tc>
-        <w:tc>
-          <w:tcPr>
-            <w:tcW w:type="dxa" w:w="2340"/>
-          </w:tcPr>
-          <w:p>
-            <w:pPr>
-              <w:pStyle w:val="Compact"/>
-              <w:jc w:val="left"/>
-            </w:pPr>
-            <w:r>
-              <w:t xml:space="preserve">influencia</w:t>
-            </w:r>
-          </w:p>
-        </w:tc>
-      </w:tr>
-    </w:tbl>
-    <w:p>
-      <w:pPr>
-        <w:pStyle w:val="Heading2"/>
-      </w:pPr>
-      <w:bookmarkStart w:id="22" w:name="part-1-two-sources-and-the-everyday-sort"/>
-      <w:r>
-        <w:t xml:space="preserve">Part 1: Two sources, and the everyday sort</w:t>
-      </w:r>
-      <w:bookmarkEnd w:id="22"/>
-    </w:p>
-    <w:p>
-      <w:pPr>
-        <w:pStyle w:val="FirstParagraph"/>
-      </w:pPr>
-      <w:r>
-        <w:rPr>
-          <w:b/>
-        </w:rPr>
-        <w:t xml:space="preserve">Heredity</w:t>
-      </w:r>
-      <w:r>
-        <w:t xml:space="preserve"> </w:t>
-      </w:r>
-      <w:r>
-        <w:t xml:space="preserve">means: _____________________________________________________________________________</w:t>
-      </w:r>
-    </w:p>
-    <w:p>
-      <w:pPr>
-        <w:pStyle w:val="BodyText"/>
-      </w:pPr>
-      <w:r>
-        <w:rPr>
-          <w:b/>
-        </w:rPr>
-        <w:t xml:space="preserve">Environment</w:t>
-      </w:r>
-      <w:r>
-        <w:t xml:space="preserve"> </w:t>
-      </w:r>
-      <w:r>
-        <w:t xml:space="preserve">means: __________________________________________________________________________</w:t>
-      </w:r>
-    </w:p>
-    <w:p>
-      <w:pPr>
-        <w:pStyle w:val="BodyText"/>
-      </w:pPr>
-      <w:r>
-        <w:t xml:space="preserve">The rule: almost everything about a person is ______________.</w:t>
-      </w:r>
-    </w:p>
-    <w:p>
-      <w:pPr>
-        <w:pStyle w:val="BodyText"/>
-      </w:pPr>
-      <w:r>
-        <w:t xml:space="preserve">Mark each item H, E, or B. Write a reason for three of them.</w:t>
-      </w:r>
-    </w:p>
-    <w:tbl>
-      <w:tblPr>
-        <w:tblStyle w:val="Table"/>
-        <w:tblW w:type="pct" w:w="5000"/>
-        <w:tblLook w:firstRow="1"/>
-      </w:tblPr>
-      <w:tblGrid>
-        <w:gridCol w:w="2340"/>
-        <w:gridCol w:w="2340"/>
-        <w:gridCol w:w="2340"/>
-        <w:gridCol w:w="2340"/>
-      </w:tblGrid>
-      <w:tr>
-        <w:trPr>
-          <w:cnfStyle w:firstRow="1"/>
-        </w:trPr>
-        <w:tc>
-          <w:tcPr>
-            <w:tcW w:type="dxa" w:w="2340"/>
-            <w:tcBorders>
-              <w:bottom w:val="single"/>
-            </w:tcBorders>
-            <w:vAlign w:val="bottom"/>
-          </w:tcPr>
-          <w:p>
-            <w:pPr>
-              <w:pStyle w:val="Compact"/>
-              <w:jc w:val="left"/>
-            </w:pPr>
-            <w:r>
               <w:t xml:space="preserve">#</w:t>
             </w:r>
           </w:p>
@@ -1545,36 +1367,51 @@
       </w:r>
     </w:p>
     <w:p>
-      <w:r>
-        <w:br w:type="page"/>
-      </w:r>
-    </w:p>
-    <w:p>
-      <w:r>
-        <w:br w:type="page"/>
-      </w:r>
-    </w:p>
-    <w:p>
-      <w:r>
-        <w:br w:type="page"/>
-      </w:r>
-    </w:p>
-    <w:p>
       <w:pPr>
         <w:pStyle w:val="BodyText"/>
       </w:pPr>
       <w:r>
+        <w:t xml:space="preserve">____________________________________________________________________________________________</w:t>
+      </w:r>
+    </w:p>
+    <w:p>
+      <w:pPr>
+        <w:pStyle w:val="BodyText"/>
+      </w:pPr>
+      <w:r>
+        <w:t xml:space="preserve">____________________________________________________________________________________________</w:t>
+      </w:r>
+    </w:p>
+    <w:p>
+      <w:pPr>
+        <w:pStyle w:val="BodyText"/>
+      </w:pPr>
+      <w:r>
+        <w:t xml:space="preserve">____________________________________________________________________________________________</w:t>
+      </w:r>
+    </w:p>
+    <w:p>
+      <w:pPr>
+        <w:pStyle w:val="BodyText"/>
+      </w:pPr>
+      <w:r>
         <w:t xml:space="preserve">Grade 8 stretch (Part 4): pick one influence and write how it might look different for a student in another country or another decade. Would the aspect it shaped change?</w:t>
       </w:r>
     </w:p>
     <w:p>
-      <w:r>
-        <w:br w:type="page"/>
-      </w:r>
-    </w:p>
-    <w:p>
-      <w:r>
-        <w:br w:type="page"/>
+      <w:pPr>
+        <w:pStyle w:val="BodyText"/>
+      </w:pPr>
+      <w:r>
+        <w:t xml:space="preserve">____________________________________________________________________________________________</w:t>
+      </w:r>
+    </w:p>
+    <w:p>
+      <w:pPr>
+        <w:pStyle w:val="BodyText"/>
+      </w:pPr>
+      <w:r>
+        <w:t xml:space="preserve">____________________________________________________________________________________________</w:t>
       </w:r>
     </w:p>
     <w:p>

--- a/downloads/handouts/Unit 03/Handout 03.04 - My Influences Map.docx
+++ b/downloads/handouts/Unit 03/Handout 03.04 - My Influences Map.docx
@@ -954,153 +954,62 @@
     </w:p>
     <w:p>
       <w:pPr>
-        <w:pStyle w:val="SourceCode"/>
-      </w:pPr>
-      <w:r>
-        <w:rPr>
-          <w:rStyle w:val="VerbatimChar"/>
-        </w:rPr>
-        <w:t xml:space="preserve">                    THINGS (a phone, a language, a library card, a sport, a book, a game)</w:t>
-      </w:r>
-      <w:r>
-        <w:br/>
-      </w:r>
-      <w:r>
-        <w:rPr>
-          <w:rStyle w:val="VerbatimChar"/>
-        </w:rPr>
-        <w:t xml:space="preserve">        ___________________________________________________________________</w:t>
-      </w:r>
-      <w:r>
-        <w:br/>
-      </w:r>
-      <w:r>
-        <w:rPr>
-          <w:rStyle w:val="VerbatimChar"/>
-        </w:rPr>
-        <w:t xml:space="preserve">       /                                                                   \</w:t>
-      </w:r>
-      <w:r>
-        <w:br/>
-      </w:r>
-      <w:r>
-        <w:rPr>
-          <w:rStyle w:val="VerbatimChar"/>
-        </w:rPr>
-        <w:t xml:space="preserve">      /        PLACES (a kitchen, a court, a room, a bus, a country)        \</w:t>
-      </w:r>
-      <w:r>
-        <w:br/>
-      </w:r>
-      <w:r>
-        <w:rPr>
-          <w:rStyle w:val="VerbatimChar"/>
-        </w:rPr>
-        <w:t xml:space="preserve">     /     _________________________________________________________         \</w:t>
-      </w:r>
-      <w:r>
-        <w:br/>
-      </w:r>
-      <w:r>
-        <w:rPr>
-          <w:rStyle w:val="VerbatimChar"/>
-        </w:rPr>
-        <w:t xml:space="preserve">    /     /                                                          \        \</w:t>
-      </w:r>
-      <w:r>
-        <w:br/>
-      </w:r>
-      <w:r>
-        <w:rPr>
-          <w:rStyle w:val="VerbatimChar"/>
-        </w:rPr>
-        <w:t xml:space="preserve">   /     /      PEOPLE (a parent, a coach, a friend, a teacher, a sibling)     \</w:t>
-      </w:r>
-      <w:r>
-        <w:br/>
-      </w:r>
-      <w:r>
-        <w:rPr>
-          <w:rStyle w:val="VerbatimChar"/>
-        </w:rPr>
-        <w:t xml:space="preserve">  /     /     ______________________________________________________           \</w:t>
-      </w:r>
-      <w:r>
-        <w:br/>
-      </w:r>
-      <w:r>
-        <w:rPr>
-          <w:rStyle w:val="VerbatimChar"/>
-        </w:rPr>
-        <w:t xml:space="preserve"> |     |     |                                                      |     |      |</w:t>
-      </w:r>
-      <w:r>
-        <w:br/>
-      </w:r>
-      <w:r>
-        <w:rPr>
-          <w:rStyle w:val="VerbatimChar"/>
-        </w:rPr>
-        <w:t xml:space="preserve"> |     |     |                       ME                             |     |      |</w:t>
-      </w:r>
-      <w:r>
-        <w:br/>
-      </w:r>
-      <w:r>
-        <w:rPr>
-          <w:rStyle w:val="VerbatimChar"/>
-        </w:rPr>
-        <w:t xml:space="preserve"> |     |     |                                                      |     |      |</w:t>
-      </w:r>
-      <w:r>
-        <w:br/>
-      </w:r>
-      <w:r>
-        <w:rPr>
-          <w:rStyle w:val="VerbatimChar"/>
-        </w:rPr>
-        <w:t xml:space="preserve">  \     \     \____________________________________________________/     /      /</w:t>
-      </w:r>
-      <w:r>
-        <w:br/>
-      </w:r>
-      <w:r>
-        <w:rPr>
-          <w:rStyle w:val="VerbatimChar"/>
-        </w:rPr>
-        <w:t xml:space="preserve">   \     \                                                              /      /</w:t>
-      </w:r>
-      <w:r>
-        <w:br/>
-      </w:r>
-      <w:r>
-        <w:rPr>
-          <w:rStyle w:val="VerbatimChar"/>
-        </w:rPr>
-        <w:t xml:space="preserve">    \     \____________________________________________________________/      /</w:t>
-      </w:r>
-      <w:r>
-        <w:br/>
-      </w:r>
-      <w:r>
-        <w:rPr>
-          <w:rStyle w:val="VerbatimChar"/>
-        </w:rPr>
-        <w:t xml:space="preserve">     \                                                                       /</w:t>
-      </w:r>
-      <w:r>
-        <w:br/>
-      </w:r>
-      <w:r>
-        <w:rPr>
-          <w:rStyle w:val="VerbatimChar"/>
-        </w:rPr>
-        <w:t xml:space="preserve">      \_____________________________________________________________________/</w:t>
-      </w:r>
-    </w:p>
-    <w:p>
-      <w:pPr>
-        <w:pStyle w:val="FirstParagraph"/>
+        <w:pStyle w:val="CaptionedFigure"/>
+      </w:pPr>
+      <w:r>
+        <w:drawing>
+          <wp:inline>
+            <wp:extent cx="5486400" cy="4389120"/>
+            <wp:effectExtent b="0" l="0" r="0" t="0"/>
+            <wp:docPr descr="The influences map: ME in the middle, then people, places and things" title="" id="1" name="Picture"/>
+            <a:graphic>
+              <a:graphicData uri="http://schemas.openxmlformats.org/drawingml/2006/picture">
+                <pic:pic>
+                  <pic:nvPicPr>
+                    <pic:cNvPr descr="images/h0304-influences-map.png" id="0" name="Picture"/>
+                    <pic:cNvPicPr>
+                      <a:picLocks noChangeArrowheads="1" noChangeAspect="1"/>
+                    </pic:cNvPicPr>
+                  </pic:nvPicPr>
+                  <pic:blipFill>
+                    <a:blip r:embed="rId24"/>
+                    <a:stretch>
+                      <a:fillRect/>
+                    </a:stretch>
+                  </pic:blipFill>
+                  <pic:spPr bwMode="auto">
+                    <a:xfrm>
+                      <a:off x="0" y="0"/>
+                      <a:ext cx="5486400" cy="4389120"/>
+                    </a:xfrm>
+                    <a:prstGeom prst="rect">
+                      <a:avLst/>
+                    </a:prstGeom>
+                    <a:noFill/>
+                    <a:ln w="9525">
+                      <a:noFill/>
+                      <a:headEnd/>
+                      <a:tailEnd/>
+                    </a:ln>
+                  </pic:spPr>
+                </pic:pic>
+              </a:graphicData>
+            </a:graphic>
+          </wp:inline>
+        </w:drawing>
+      </w:r>
+    </w:p>
+    <w:p>
+      <w:pPr>
+        <w:pStyle w:val="ImageCaption"/>
+      </w:pPr>
+      <w:r>
+        <w:t xml:space="preserve">The influences map: ME in the middle, then people, places and things</w:t>
+      </w:r>
+    </w:p>
+    <w:p>
+      <w:pPr>
+        <w:pStyle w:val="BodyText"/>
       </w:pPr>
       <w:r>
         <w:t xml:space="preserve">If the rings are too small, list them here instead:</w:t>
@@ -1344,11 +1253,11 @@
       <w:pPr>
         <w:pStyle w:val="Heading2"/>
       </w:pPr>
-      <w:bookmarkStart w:id="24" w:name="part-3-the-biggest-one-collected"/>
+      <w:bookmarkStart w:id="25" w:name="part-3-the-biggest-one-collected"/>
       <w:r>
         <w:t xml:space="preserve">Part 3: The biggest one (collected)</w:t>
       </w:r>
-      <w:bookmarkEnd w:id="24"/>
+      <w:bookmarkEnd w:id="25"/>
     </w:p>
     <w:p>
       <w:pPr>
@@ -1418,11 +1327,11 @@
       <w:pPr>
         <w:pStyle w:val="Heading2"/>
       </w:pPr>
-      <w:bookmarkStart w:id="25" w:name="exit-card-3-2-1"/>
+      <w:bookmarkStart w:id="26" w:name="exit-card-3-2-1"/>
       <w:r>
         <w:t xml:space="preserve">Exit card (3-2-1)</w:t>
       </w:r>
-      <w:bookmarkEnd w:id="25"/>
+      <w:bookmarkEnd w:id="26"/>
     </w:p>
     <w:p>
       <w:pPr>

--- a/downloads/handouts/Unit 03/Handout 03.04 - My Influences Map.docx
+++ b/downloads/handouts/Unit 03/Handout 03.04 - My Influences Map.docx
@@ -34,7 +34,7 @@
         <w:t xml:space="preserve"> </w:t>
       </w:r>
       <w:r>
-        <w:t xml:space="preserve">Three parts. Part 1 is the everyday sort: ten things about a person; mark each H (mostly heredity), E (mostly environment), or B (both). Part 2 is your influences map. It is private. It goes in your FACS folder and nobody reads it unless you choose. Use roles, not names (</w:t>
+        <w:t xml:space="preserve">This page has three parts and a stretch. Part 1 is the everyday sort: ten things about a person. Mark each one H (mostly heredity), E (mostly environment), or B (both). Part 2 is your influences map. It is private. It goes in your FACS folder, and nobody reads it unless you choose. Use roles, not names (</w:t>
       </w:r>
       <w:r>
         <w:t xml:space="preserve">“</w:t>
@@ -58,7 +58,7 @@
         <w:t xml:space="preserve">”</w:t>
       </w:r>
       <w:r>
-        <w:t xml:space="preserve">). Part 3 is the only part I collect: three sentences on the one influence that has done the most to make you who you are, still with no names.</w:t>
+        <w:t xml:space="preserve">). Part 3 is the only part I collect. Write three sentences on the one influence that has done the most to make you who you are. Still no names.</w:t>
       </w:r>
     </w:p>
     <w:p>
@@ -889,7 +889,7 @@
         <w:t xml:space="preserve">”</w:t>
       </w:r>
       <w:r>
-        <w:t xml:space="preserve">). Around it, in the three rings, write at least eight influences: people, places, and things that have shaped who you are. No names; use roles. Next to each, write the aspect it shaped most:</w:t>
+        <w:t xml:space="preserve">). Around it, in the three rings, write at least eight influences. An influence is a person, place, or thing that has shaped who you are. No names; use roles. Next to each one, write the aspect it shaped most:</w:t>
       </w:r>
       <w:r>
         <w:t xml:space="preserve"> </w:t>
@@ -949,7 +949,7 @@
         <w:t xml:space="preserve"> </w:t>
       </w:r>
       <w:r>
-        <w:t xml:space="preserve">(thinking). Star the three biggest.</w:t>
+        <w:t xml:space="preserve">(thinking). Put a star next to the three biggest.</w:t>
       </w:r>
     </w:p>
     <w:p>
@@ -1264,7 +1264,51 @@
         <w:pStyle w:val="FirstParagraph"/>
       </w:pPr>
       <w:r>
-        <w:t xml:space="preserve">Which one influence on your map has done the most to make you who you are right now? Three sentences: what it is (a role, not a name), what aspect it shaped, and why you picked it over the other two stars.</w:t>
+        <w:t xml:space="preserve">Which one influence on your map has done the most to make you who you are right now? Write three sentences:</w:t>
+      </w:r>
+    </w:p>
+    <w:p>
+      <w:pPr>
+        <w:numPr>
+          <w:ilvl w:val="0"/>
+          <w:numId w:val="1001"/>
+        </w:numPr>
+        <w:pStyle w:val="Compact"/>
+      </w:pPr>
+      <w:r>
+        <w:t xml:space="preserve">What it is (a role, not a name).</w:t>
+      </w:r>
+    </w:p>
+    <w:p>
+      <w:pPr>
+        <w:numPr>
+          <w:ilvl w:val="0"/>
+          <w:numId w:val="1001"/>
+        </w:numPr>
+        <w:pStyle w:val="Compact"/>
+      </w:pPr>
+      <w:r>
+        <w:t xml:space="preserve">What aspect it shaped.</w:t>
+      </w:r>
+    </w:p>
+    <w:p>
+      <w:pPr>
+        <w:numPr>
+          <w:ilvl w:val="0"/>
+          <w:numId w:val="1001"/>
+        </w:numPr>
+        <w:pStyle w:val="Compact"/>
+      </w:pPr>
+      <w:r>
+        <w:t xml:space="preserve">Why you picked it over the other two stars.</w:t>
+      </w:r>
+    </w:p>
+    <w:p>
+      <w:pPr>
+        <w:pStyle w:val="FirstParagraph"/>
+      </w:pPr>
+      <w:r>
+        <w:t xml:space="preserve">Sentence starter: "The biggest influence on me is ___ because ___."</w:t>
       </w:r>
     </w:p>
     <w:p>
@@ -1272,7 +1316,7 @@
         <w:pStyle w:val="BodyText"/>
       </w:pPr>
       <w:r>
-        <w:t xml:space="preserve">Sentence starter: "The biggest influence on me is ___ because ___."</w:t>
+        <w:t xml:space="preserve">Line 1: ____________________________________________________________________________________________</w:t>
       </w:r>
     </w:p>
     <w:p>
@@ -1280,7 +1324,7 @@
         <w:pStyle w:val="BodyText"/>
       </w:pPr>
       <w:r>
-        <w:t xml:space="preserve">____________________________________________________________________________________________</w:t>
+        <w:t xml:space="preserve">Line 2: ____________________________________________________________________________________________</w:t>
       </w:r>
     </w:p>
     <w:p>
@@ -1288,7 +1332,7 @@
         <w:pStyle w:val="BodyText"/>
       </w:pPr>
       <w:r>
-        <w:t xml:space="preserve">____________________________________________________________________________________________</w:t>
+        <w:t xml:space="preserve">Line 3: ____________________________________________________________________________________________</w:t>
       </w:r>
     </w:p>
     <w:p>
@@ -1296,7 +1340,7 @@
         <w:pStyle w:val="BodyText"/>
       </w:pPr>
       <w:r>
-        <w:t xml:space="preserve">____________________________________________________________________________________________</w:t>
+        <w:t xml:space="preserve">Grade 8 stretch (Part 4): pick one influence. Write how it might look different for a student in another country or in another decade (ten years earlier or later). Would the aspect it shaped change?</w:t>
       </w:r>
     </w:p>
     <w:p>
@@ -1304,7 +1348,7 @@
         <w:pStyle w:val="BodyText"/>
       </w:pPr>
       <w:r>
-        <w:t xml:space="preserve">Grade 8 stretch (Part 4): pick one influence and write how it might look different for a student in another country or another decade. Would the aspect it shaped change?</w:t>
+        <w:t xml:space="preserve">Line 1: ____________________________________________________________________________________________</w:t>
       </w:r>
     </w:p>
     <w:p>
@@ -1312,15 +1356,7 @@
         <w:pStyle w:val="BodyText"/>
       </w:pPr>
       <w:r>
-        <w:t xml:space="preserve">____________________________________________________________________________________________</w:t>
-      </w:r>
-    </w:p>
-    <w:p>
-      <w:pPr>
-        <w:pStyle w:val="BodyText"/>
-      </w:pPr>
-      <w:r>
-        <w:t xml:space="preserve">____________________________________________________________________________________________</w:t>
+        <w:t xml:space="preserve">Line 2: ____________________________________________________________________________________________</w:t>
       </w:r>
     </w:p>
     <w:p>
@@ -1539,8 +1575,150 @@
       </w:pPr>
     </w:lvl>
   </w:abstractNum>
+  <w:abstractNum w:abstractNumId="99411">
+    <w:nsid w:val="ea454b4c"/>
+    <w:multiLevelType w:val="multilevel"/>
+    <w:lvl w:ilvl="0">
+      <w:start w:val="1"/>
+      <w:numFmt w:val="decimal"/>
+      <w:lvlText w:val="%1."/>
+      <w:lvlJc w:val="left"/>
+      <w:pPr>
+        <w:tabs>
+          <w:tab w:val="num" w:pos="0"/>
+        </w:tabs>
+        <w:ind w:left="480" w:hanging="480"/>
+      </w:pPr>
+    </w:lvl>
+    <w:lvl w:ilvl="1">
+      <w:start w:val="1"/>
+      <w:numFmt w:val="decimal"/>
+      <w:lvlText w:val="%2."/>
+      <w:lvlJc w:val="left"/>
+      <w:pPr>
+        <w:tabs>
+          <w:tab w:val="num" w:pos="720"/>
+        </w:tabs>
+        <w:ind w:left="1200" w:hanging="480"/>
+      </w:pPr>
+    </w:lvl>
+    <w:lvl w:ilvl="2">
+      <w:start w:val="1"/>
+      <w:numFmt w:val="decimal"/>
+      <w:lvlText w:val="%3."/>
+      <w:lvlJc w:val="left"/>
+      <w:pPr>
+        <w:tabs>
+          <w:tab w:val="num" w:pos="1440"/>
+        </w:tabs>
+        <w:ind w:left="1920" w:hanging="480"/>
+      </w:pPr>
+    </w:lvl>
+    <w:lvl w:ilvl="3">
+      <w:start w:val="1"/>
+      <w:numFmt w:val="decimal"/>
+      <w:lvlText w:val="%4."/>
+      <w:lvlJc w:val="left"/>
+      <w:pPr>
+        <w:tabs>
+          <w:tab w:val="num" w:pos="2160"/>
+        </w:tabs>
+        <w:ind w:left="2640" w:hanging="480"/>
+      </w:pPr>
+    </w:lvl>
+    <w:lvl w:ilvl="4">
+      <w:start w:val="1"/>
+      <w:numFmt w:val="decimal"/>
+      <w:lvlText w:val="%5."/>
+      <w:lvlJc w:val="left"/>
+      <w:pPr>
+        <w:tabs>
+          <w:tab w:val="num" w:pos="2880"/>
+        </w:tabs>
+        <w:ind w:left="3360" w:hanging="480"/>
+      </w:pPr>
+    </w:lvl>
+    <w:lvl w:ilvl="5">
+      <w:start w:val="1"/>
+      <w:numFmt w:val="decimal"/>
+      <w:lvlText w:val="%6."/>
+      <w:lvlJc w:val="left"/>
+      <w:pPr>
+        <w:tabs>
+          <w:tab w:val="num" w:pos="3600"/>
+        </w:tabs>
+        <w:ind w:left="4080" w:hanging="480"/>
+      </w:pPr>
+    </w:lvl>
+    <w:lvl w:ilvl="6">
+      <w:start w:val="1"/>
+      <w:numFmt w:val="decimal"/>
+      <w:lvlText w:val="%7."/>
+      <w:lvlJc w:val="left"/>
+      <w:pPr>
+        <w:tabs>
+          <w:tab w:val="num" w:pos="4320"/>
+        </w:tabs>
+        <w:ind w:left="4800" w:hanging="480"/>
+      </w:pPr>
+    </w:lvl>
+    <w:lvl w:ilvl="7">
+      <w:start w:val="1"/>
+      <w:numFmt w:val="decimal"/>
+      <w:lvlText w:val="%8."/>
+      <w:lvlJc w:val="left"/>
+      <w:pPr>
+        <w:tabs>
+          <w:tab w:val="num" w:pos="5040"/>
+        </w:tabs>
+        <w:ind w:left="5520" w:hanging="480"/>
+      </w:pPr>
+    </w:lvl>
+    <w:lvl w:ilvl="8">
+      <w:start w:val="1"/>
+      <w:numFmt w:val="decimal"/>
+      <w:lvlText w:val="%9."/>
+      <w:lvlJc w:val="left"/>
+      <w:pPr>
+        <w:tabs>
+          <w:tab w:val="num" w:pos="5760"/>
+        </w:tabs>
+        <w:ind w:left="6240" w:hanging="480"/>
+      </w:pPr>
+    </w:lvl>
+  </w:abstractNum>
   <w:num w:numId="1000">
     <w:abstractNumId w:val="990"/>
+  </w:num>
+  <w:num w:numId="1001">
+    <w:abstractNumId w:val="99411"/>
+    <w:lvlOverride w:ilvl="0">
+      <w:startOverride w:val="1"/>
+    </w:lvlOverride>
+    <w:lvlOverride w:ilvl="1">
+      <w:startOverride w:val="1"/>
+    </w:lvlOverride>
+    <w:lvlOverride w:ilvl="2">
+      <w:startOverride w:val="1"/>
+    </w:lvlOverride>
+    <w:lvlOverride w:ilvl="3">
+      <w:startOverride w:val="1"/>
+    </w:lvlOverride>
+    <w:lvlOverride w:ilvl="4">
+      <w:startOverride w:val="1"/>
+    </w:lvlOverride>
+    <w:lvlOverride w:ilvl="5">
+      <w:startOverride w:val="1"/>
+    </w:lvlOverride>
+    <w:lvlOverride w:ilvl="6">
+      <w:startOverride w:val="1"/>
+    </w:lvlOverride>
+    <w:lvlOverride w:ilvl="7">
+      <w:startOverride w:val="1"/>
+    </w:lvlOverride>
+    <w:lvlOverride w:ilvl="8">
+      <w:startOverride w:val="1"/>
+    </w:lvlOverride>
   </w:num>
 </w:numbering>
 </file>
